--- a/Teknik-Tenaga-Listrik/Modul-Word/Modul-11-Konsep-dan-Teori-Dasar-Sistem-Distribusi-Tenaga-Listrik.docx
+++ b/Teknik-Tenaga-Listrik/Modul-Word/Modul-11-Konsep-dan-Teori-Dasar-Sistem-Distribusi-Tenaga-Listrik.docx
@@ -2859,7 +2859,7 @@
       <w:r>
         <w:drawing>
           <wp:inline xmlns:a="http://schemas.openxmlformats.org/drawingml/2006/main" xmlns:pic="http://schemas.openxmlformats.org/drawingml/2006/picture">
-            <wp:extent cx="5400000" cy="1392694"/>
+            <wp:extent cx="5400000" cy="1619411"/>
             <wp:docPr id="1858245148" name="Picture 1858245148"/>
             <wp:cNvGraphicFramePr>
               <a:graphicFrameLocks noChangeAspect="1"/>
@@ -2880,7 +2880,7 @@
                   <pic:spPr>
                     <a:xfrm>
                       <a:off x="0" y="0"/>
-                      <a:ext cx="5400000" cy="1392694"/>
+                      <a:ext cx="5400000" cy="1619411"/>
                     </a:xfrm>
                     <a:prstGeom prst="rect"/>
                   </pic:spPr>
@@ -4393,7 +4393,7 @@
       <w:r>
         <w:drawing>
           <wp:inline xmlns:a="http://schemas.openxmlformats.org/drawingml/2006/main" xmlns:pic="http://schemas.openxmlformats.org/drawingml/2006/picture">
-            <wp:extent cx="5400000" cy="1931516"/>
+            <wp:extent cx="5400000" cy="2046347"/>
             <wp:docPr id="1858245149" name="Picture 1858245149"/>
             <wp:cNvGraphicFramePr>
               <a:graphicFrameLocks noChangeAspect="1"/>
@@ -4414,7 +4414,7 @@
                   <pic:spPr>
                     <a:xfrm>
                       <a:off x="0" y="0"/>
-                      <a:ext cx="5400000" cy="1931516"/>
+                      <a:ext cx="5400000" cy="2046347"/>
                     </a:xfrm>
                     <a:prstGeom prst="rect"/>
                   </pic:spPr>
@@ -7361,7 +7361,7 @@
       <w:r>
         <w:drawing>
           <wp:inline xmlns:a="http://schemas.openxmlformats.org/drawingml/2006/main" xmlns:pic="http://schemas.openxmlformats.org/drawingml/2006/picture">
-            <wp:extent cx="5400000" cy="2193566"/>
+            <wp:extent cx="5400000" cy="2290731"/>
             <wp:docPr id="1858245151" name="Picture 1858245151"/>
             <wp:cNvGraphicFramePr>
               <a:graphicFrameLocks noChangeAspect="1"/>
@@ -7382,7 +7382,7 @@
                   <pic:spPr>
                     <a:xfrm>
                       <a:off x="0" y="0"/>
-                      <a:ext cx="5400000" cy="2193566"/>
+                      <a:ext cx="5400000" cy="2290731"/>
                     </a:xfrm>
                     <a:prstGeom prst="rect"/>
                   </pic:spPr>
@@ -10147,7 +10147,7 @@
       <w:r>
         <w:drawing>
           <wp:inline xmlns:a="http://schemas.openxmlformats.org/drawingml/2006/main" xmlns:pic="http://schemas.openxmlformats.org/drawingml/2006/picture">
-            <wp:extent cx="5400000" cy="1963904"/>
+            <wp:extent cx="5400000" cy="2161178"/>
             <wp:docPr id="1858245153" name="Picture 1858245153"/>
             <wp:cNvGraphicFramePr>
               <a:graphicFrameLocks noChangeAspect="1"/>
@@ -10168,7 +10168,7 @@
                   <pic:spPr>
                     <a:xfrm>
                       <a:off x="0" y="0"/>
-                      <a:ext cx="5400000" cy="1963904"/>
+                      <a:ext cx="5400000" cy="2161178"/>
                     </a:xfrm>
                     <a:prstGeom prst="rect"/>
                   </pic:spPr>

--- a/Teknik-Tenaga-Listrik/Modul-Word/Modul-11-Konsep-dan-Teori-Dasar-Sistem-Distribusi-Tenaga-Listrik.docx
+++ b/Teknik-Tenaga-Listrik/Modul-Word/Modul-11-Konsep-dan-Teori-Dasar-Sistem-Distribusi-Tenaga-Listrik.docx
@@ -2832,7 +2832,9 @@
           <w:color w:val="1F3864"/>
           <w:sz w:val="28"/>
         </w:rPr>
-        <w:t>STRUKTUR SISTEM DISTRIBUSI TENAGA LISTRIK</w:t>
+        <w:t>STRUKTUR SISTEM</w:t>
+        <w:br/>
+        <w:t>DISTRIBUSI TENAGA LISTRIK</w:t>
       </w:r>
     </w:p>
     <w:p>
@@ -4366,7 +4368,9 @@
           <w:color w:val="1F3864"/>
           <w:sz w:val="28"/>
         </w:rPr>
-        <w:t>KARAKTERISTIK BEBAN: KEBUTUHAN, KERAGAMAN, BEBAN, DAN RUGI</w:t>
+        <w:t>KARAKTERISTIK BEBAN:</w:t>
+        <w:br/>
+        <w:t>KEBUTUHAN, KERAGAMAN, BEBAN, DAN RUGI</w:t>
       </w:r>
     </w:p>
     <w:p>
@@ -4845,7 +4849,45 @@
           <w:i w:val="0"/>
           <w:sz w:val="22"/>
         </w:rPr>
-        <w:t xml:space="preserve"> — Faktor kebutuhan menerjemahkan daya terpasang menjadi daya yang benar-benar ditarik (tidak semua alat menyala bersamaan); faktor keragaman menerjemahkan puncak tiap pelanggan menjadi puncak gabungan (puncak tidak bersamaan). Keduanya yang membuat trafo 100 kVA cukup untuk 80 rumah berdaya 1300 VA. Faktor beban mengukur seberapa 'rata' pemakaian; faktor rugi menerjemahkannya ke rugi rata-rata karena rugi ∝ I², dan selalu berada di antara F_B² dan F_B.</w:t>
+        <w:t xml:space="preserve"> — Faktor kebutuhan menerjemahkan daya terpasang menjadi daya yang benar-benar ditarik (tidak semua alat menyala bersamaan); faktor keragaman menerjemahkan puncak tiap pelanggan menjadi puncak gabungan (puncak tidak bersamaan). Keduanya yang membuat trafo 100 kVA cukup untuk 80 rumah berdaya 1300 VA. Faktor beban mengukur seberapa 'rata' pemakaian; faktor rugi menerjemahkannya ke rugi rata-rata karena rugi ∝ I², dan selalu berada di antara F</w:t>
+      </w:r>
+      <w:r>
+        <w:rPr>
+          <w:rFonts w:ascii="Arial" w:hAnsi="Arial" w:eastAsia="Arial" w:cs="Arial"/>
+          <w:b w:val="0"/>
+          <w:i w:val="0"/>
+          <w:sz w:val="22"/>
+          <w:vertAlign w:val="subscript"/>
+        </w:rPr>
+        <w:t>B</w:t>
+      </w:r>
+      <w:r>
+        <w:rPr>
+          <w:rFonts w:ascii="Arial" w:hAnsi="Arial" w:eastAsia="Arial" w:cs="Arial"/>
+          <w:b w:val="0"/>
+          <w:i w:val="0"/>
+          <w:sz w:val="22"/>
+        </w:rPr>
+        <w:t>² dan F</w:t>
+      </w:r>
+      <w:r>
+        <w:rPr>
+          <w:rFonts w:ascii="Arial" w:hAnsi="Arial" w:eastAsia="Arial" w:cs="Arial"/>
+          <w:b w:val="0"/>
+          <w:i w:val="0"/>
+          <w:sz w:val="22"/>
+          <w:vertAlign w:val="subscript"/>
+        </w:rPr>
+        <w:t>B</w:t>
+      </w:r>
+      <w:r>
+        <w:rPr>
+          <w:rFonts w:ascii="Arial" w:hAnsi="Arial" w:eastAsia="Arial" w:cs="Arial"/>
+          <w:b w:val="0"/>
+          <w:i w:val="0"/>
+          <w:sz w:val="22"/>
+        </w:rPr>
+        <w:t>.</w:t>
       </w:r>
     </w:p>
     <w:p>
@@ -4997,7 +5039,64 @@
           <w:i w:val="0"/>
           <w:sz w:val="22"/>
         </w:rPr>
-        <w:t>F_keb 0,4–0,6; F_krg antar-rumah 2–3; F_B 0,3–0,5; puncak malam 18–21 saat lampu, TV, AC, dan magic com bersamaan.</w:t>
+        <w:t>F</w:t>
+      </w:r>
+      <w:r>
+        <w:rPr>
+          <w:rFonts w:ascii="Arial" w:hAnsi="Arial" w:eastAsia="Arial" w:cs="Arial"/>
+          <w:b w:val="0"/>
+          <w:i w:val="0"/>
+          <w:sz w:val="22"/>
+          <w:vertAlign w:val="subscript"/>
+        </w:rPr>
+        <w:t>keb</w:t>
+      </w:r>
+      <w:r>
+        <w:rPr>
+          <w:rFonts w:ascii="Arial" w:hAnsi="Arial" w:eastAsia="Arial" w:cs="Arial"/>
+          <w:b w:val="0"/>
+          <w:i w:val="0"/>
+          <w:sz w:val="22"/>
+        </w:rPr>
+        <w:t xml:space="preserve"> 0,4–0,6; F</w:t>
+      </w:r>
+      <w:r>
+        <w:rPr>
+          <w:rFonts w:ascii="Arial" w:hAnsi="Arial" w:eastAsia="Arial" w:cs="Arial"/>
+          <w:b w:val="0"/>
+          <w:i w:val="0"/>
+          <w:sz w:val="22"/>
+          <w:vertAlign w:val="subscript"/>
+        </w:rPr>
+        <w:t>krg</w:t>
+      </w:r>
+      <w:r>
+        <w:rPr>
+          <w:rFonts w:ascii="Arial" w:hAnsi="Arial" w:eastAsia="Arial" w:cs="Arial"/>
+          <w:b w:val="0"/>
+          <w:i w:val="0"/>
+          <w:sz w:val="22"/>
+        </w:rPr>
+        <w:t xml:space="preserve"> antar-rumah 2–3; F</w:t>
+      </w:r>
+      <w:r>
+        <w:rPr>
+          <w:rFonts w:ascii="Arial" w:hAnsi="Arial" w:eastAsia="Arial" w:cs="Arial"/>
+          <w:b w:val="0"/>
+          <w:i w:val="0"/>
+          <w:sz w:val="22"/>
+          <w:vertAlign w:val="subscript"/>
+        </w:rPr>
+        <w:t>B</w:t>
+      </w:r>
+      <w:r>
+        <w:rPr>
+          <w:rFonts w:ascii="Arial" w:hAnsi="Arial" w:eastAsia="Arial" w:cs="Arial"/>
+          <w:b w:val="0"/>
+          <w:i w:val="0"/>
+          <w:sz w:val="22"/>
+        </w:rPr>
+        <w:t xml:space="preserve"> 0,3–0,5; puncak malam 18–21 saat lampu, TV, AC, dan magic com bersamaan.</w:t>
       </w:r>
     </w:p>
     <w:p>
@@ -5030,7 +5129,64 @@
           <w:i w:val="0"/>
           <w:sz w:val="22"/>
         </w:rPr>
-        <w:t>F_keb 0,6–0,8; F_krg 1,3–1,5; F_B 0,4–0,6; puncak siang saat AC dan penerangan toko/kantor.</w:t>
+        <w:t>F</w:t>
+      </w:r>
+      <w:r>
+        <w:rPr>
+          <w:rFonts w:ascii="Arial" w:hAnsi="Arial" w:eastAsia="Arial" w:cs="Arial"/>
+          <w:b w:val="0"/>
+          <w:i w:val="0"/>
+          <w:sz w:val="22"/>
+          <w:vertAlign w:val="subscript"/>
+        </w:rPr>
+        <w:t>keb</w:t>
+      </w:r>
+      <w:r>
+        <w:rPr>
+          <w:rFonts w:ascii="Arial" w:hAnsi="Arial" w:eastAsia="Arial" w:cs="Arial"/>
+          <w:b w:val="0"/>
+          <w:i w:val="0"/>
+          <w:sz w:val="22"/>
+        </w:rPr>
+        <w:t xml:space="preserve"> 0,6–0,8; F</w:t>
+      </w:r>
+      <w:r>
+        <w:rPr>
+          <w:rFonts w:ascii="Arial" w:hAnsi="Arial" w:eastAsia="Arial" w:cs="Arial"/>
+          <w:b w:val="0"/>
+          <w:i w:val="0"/>
+          <w:sz w:val="22"/>
+          <w:vertAlign w:val="subscript"/>
+        </w:rPr>
+        <w:t>krg</w:t>
+      </w:r>
+      <w:r>
+        <w:rPr>
+          <w:rFonts w:ascii="Arial" w:hAnsi="Arial" w:eastAsia="Arial" w:cs="Arial"/>
+          <w:b w:val="0"/>
+          <w:i w:val="0"/>
+          <w:sz w:val="22"/>
+        </w:rPr>
+        <w:t xml:space="preserve"> 1,3–1,5; F</w:t>
+      </w:r>
+      <w:r>
+        <w:rPr>
+          <w:rFonts w:ascii="Arial" w:hAnsi="Arial" w:eastAsia="Arial" w:cs="Arial"/>
+          <w:b w:val="0"/>
+          <w:i w:val="0"/>
+          <w:sz w:val="22"/>
+          <w:vertAlign w:val="subscript"/>
+        </w:rPr>
+        <w:t>B</w:t>
+      </w:r>
+      <w:r>
+        <w:rPr>
+          <w:rFonts w:ascii="Arial" w:hAnsi="Arial" w:eastAsia="Arial" w:cs="Arial"/>
+          <w:b w:val="0"/>
+          <w:i w:val="0"/>
+          <w:sz w:val="22"/>
+        </w:rPr>
+        <w:t xml:space="preserve"> 0,4–0,6; puncak siang saat AC dan penerangan toko/kantor.</w:t>
       </w:r>
     </w:p>
     <w:p>
@@ -5063,7 +5219,45 @@
           <w:i w:val="0"/>
           <w:sz w:val="22"/>
         </w:rPr>
-        <w:t>F_keb 0,7–0,9 (satu shift) sampai 0,95 (tiga shift); F_B 0,5–0,85; beban paling 'rata', paling disukai utilitas.</w:t>
+        <w:t>F</w:t>
+      </w:r>
+      <w:r>
+        <w:rPr>
+          <w:rFonts w:ascii="Arial" w:hAnsi="Arial" w:eastAsia="Arial" w:cs="Arial"/>
+          <w:b w:val="0"/>
+          <w:i w:val="0"/>
+          <w:sz w:val="22"/>
+          <w:vertAlign w:val="subscript"/>
+        </w:rPr>
+        <w:t>keb</w:t>
+      </w:r>
+      <w:r>
+        <w:rPr>
+          <w:rFonts w:ascii="Arial" w:hAnsi="Arial" w:eastAsia="Arial" w:cs="Arial"/>
+          <w:b w:val="0"/>
+          <w:i w:val="0"/>
+          <w:sz w:val="22"/>
+        </w:rPr>
+        <w:t xml:space="preserve"> 0,7–0,9 (satu shift) sampai 0,95 (tiga shift); F</w:t>
+      </w:r>
+      <w:r>
+        <w:rPr>
+          <w:rFonts w:ascii="Arial" w:hAnsi="Arial" w:eastAsia="Arial" w:cs="Arial"/>
+          <w:b w:val="0"/>
+          <w:i w:val="0"/>
+          <w:sz w:val="22"/>
+          <w:vertAlign w:val="subscript"/>
+        </w:rPr>
+        <w:t>B</w:t>
+      </w:r>
+      <w:r>
+        <w:rPr>
+          <w:rFonts w:ascii="Arial" w:hAnsi="Arial" w:eastAsia="Arial" w:cs="Arial"/>
+          <w:b w:val="0"/>
+          <w:i w:val="0"/>
+          <w:sz w:val="22"/>
+        </w:rPr>
+        <w:t xml:space="preserve"> 0,5–0,85; beban paling 'rata', paling disukai utilitas.</w:t>
       </w:r>
     </w:p>
     <w:p>
@@ -5129,7 +5323,26 @@
           <w:i w:val="0"/>
           <w:sz w:val="22"/>
         </w:rPr>
-        <w:t xml:space="preserve">Beban puncak 100 kW dengan F_B 0,5 memakai energi 50 %, tetapi rugi rata-ratanya 0,325 × rugi puncak, bukan 0,5: rugi terkonsentrasi di jam puncak. </w:t>
+        <w:t>Beban puncak 100 kW dengan F</w:t>
+      </w:r>
+      <w:r>
+        <w:rPr>
+          <w:rFonts w:ascii="Arial" w:hAnsi="Arial" w:eastAsia="Arial" w:cs="Arial"/>
+          <w:b w:val="0"/>
+          <w:i w:val="0"/>
+          <w:sz w:val="22"/>
+          <w:vertAlign w:val="subscript"/>
+        </w:rPr>
+        <w:t>B</w:t>
+      </w:r>
+      <w:r>
+        <w:rPr>
+          <w:rFonts w:ascii="Arial" w:hAnsi="Arial" w:eastAsia="Arial" w:cs="Arial"/>
+          <w:b w:val="0"/>
+          <w:i w:val="0"/>
+          <w:sz w:val="22"/>
+        </w:rPr>
+        <w:t xml:space="preserve"> 0,5 memakai energi 50 %, tetapi rugi rata-ratanya 0,325 × rugi puncak, bukan 0,5: rugi terkonsentrasi di jam puncak. </w:t>
       </w:r>
       <w:r>
         <w:rPr>
@@ -5187,7 +5400,7 @@
           <w:i w:val="0"/>
           <w:sz w:val="20"/>
         </w:rPr>
-        <w:t>Tabel 2. Kelompok pelanggan (PLN, khas): Daya per pelanggan, F_keb, F_krg antar-pelanggan, kebutuhan per pelanggan saat puncak gardu, F_B.</w:t>
+        <w:t>Tabel 2. Kelompok pelanggan (PLN, khas): Daya per pelanggan, Fkeb, Fkrg antar-pelanggan, kebutuhan per pelanggan saat puncak gardu, FB.</w:t>
       </w:r>
     </w:p>
     <w:tbl>
@@ -5262,7 +5475,17 @@
                 <w:i w:val="0"/>
                 <w:sz w:val="18"/>
               </w:rPr>
-              <w:t>F_keb</w:t>
+              <w:t>F</w:t>
+            </w:r>
+            <w:r>
+              <w:rPr>
+                <w:rFonts w:ascii="Arial" w:hAnsi="Arial" w:eastAsia="Arial" w:cs="Arial"/>
+                <w:b/>
+                <w:i w:val="0"/>
+                <w:sz w:val="18"/>
+                <w:vertAlign w:val="subscript"/>
+              </w:rPr>
+              <w:t>keb</w:t>
             </w:r>
           </w:p>
         </w:tc>
@@ -5282,7 +5505,26 @@
                 <w:i w:val="0"/>
                 <w:sz w:val="18"/>
               </w:rPr>
-              <w:t>F_krg antar-pelanggan</w:t>
+              <w:t>F</w:t>
+            </w:r>
+            <w:r>
+              <w:rPr>
+                <w:rFonts w:ascii="Arial" w:hAnsi="Arial" w:eastAsia="Arial" w:cs="Arial"/>
+                <w:b/>
+                <w:i w:val="0"/>
+                <w:sz w:val="18"/>
+                <w:vertAlign w:val="subscript"/>
+              </w:rPr>
+              <w:t>krg</w:t>
+            </w:r>
+            <w:r>
+              <w:rPr>
+                <w:rFonts w:ascii="Arial" w:hAnsi="Arial" w:eastAsia="Arial" w:cs="Arial"/>
+                <w:b/>
+                <w:i w:val="0"/>
+                <w:sz w:val="18"/>
+              </w:rPr>
+              <w:t xml:space="preserve"> antar-pelanggan</w:t>
             </w:r>
           </w:p>
         </w:tc>
@@ -5322,7 +5564,17 @@
                 <w:i w:val="0"/>
                 <w:sz w:val="18"/>
               </w:rPr>
-              <w:t>F_B</w:t>
+              <w:t>F</w:t>
+            </w:r>
+            <w:r>
+              <w:rPr>
+                <w:rFonts w:ascii="Arial" w:hAnsi="Arial" w:eastAsia="Arial" w:cs="Arial"/>
+                <w:b/>
+                <w:i w:val="0"/>
+                <w:sz w:val="18"/>
+                <w:vertAlign w:val="subscript"/>
+              </w:rPr>
+              <w:t>B</w:t>
             </w:r>
           </w:p>
         </w:tc>
@@ -5955,7 +6207,9 @@
           <w:color w:val="1F3864"/>
           <w:sz w:val="28"/>
         </w:rPr>
-        <w:t>KONFIGURASI JARINGAN DAN INDEKS KEANDALAN</w:t>
+        <w:t>KONFIGURASI JARINGAN</w:t>
+        <w:br/>
+        <w:t>DAN INDEKS KEANDALAN</w:t>
       </w:r>
     </w:p>
     <w:p>
@@ -7334,7 +7588,9 @@
           <w:color w:val="1F3864"/>
           <w:sz w:val="28"/>
         </w:rPr>
-        <w:t>GARDU DISTRIBUSI DAN PEMILIHAN TRAFO</w:t>
+        <w:t>GARDU DISTRIBUSI</w:t>
+        <w:br/>
+        <w:t>DAN PEMILIHAN TRAFO</w:t>
       </w:r>
     </w:p>
     <w:p>
@@ -7807,7 +8063,45 @@
           <w:i w:val="0"/>
           <w:sz w:val="22"/>
         </w:rPr>
-        <w:t xml:space="preserve">P₀ (besi, tetap) 0,2–0,6 kW dan P_k (tembaga, ∝ pembebanan²) 1–6 kW untuk 100–400 kVA; efisiensi maksimum saat P₀ = P_k, biasanya di pembebanan 40–60 %. </w:t>
+        <w:t>P₀ (besi, tetap) 0,2–0,6 kW dan P</w:t>
+      </w:r>
+      <w:r>
+        <w:rPr>
+          <w:rFonts w:ascii="Arial" w:hAnsi="Arial" w:eastAsia="Arial" w:cs="Arial"/>
+          <w:b w:val="0"/>
+          <w:i w:val="0"/>
+          <w:sz w:val="22"/>
+          <w:vertAlign w:val="subscript"/>
+        </w:rPr>
+        <w:t>k</w:t>
+      </w:r>
+      <w:r>
+        <w:rPr>
+          <w:rFonts w:ascii="Arial" w:hAnsi="Arial" w:eastAsia="Arial" w:cs="Arial"/>
+          <w:b w:val="0"/>
+          <w:i w:val="0"/>
+          <w:sz w:val="22"/>
+        </w:rPr>
+        <w:t xml:space="preserve"> (tembaga, ∝ pembebanan²) 1–6 kW untuk 100–400 kVA; efisiensi maksimum saat P₀ = P</w:t>
+      </w:r>
+      <w:r>
+        <w:rPr>
+          <w:rFonts w:ascii="Arial" w:hAnsi="Arial" w:eastAsia="Arial" w:cs="Arial"/>
+          <w:b w:val="0"/>
+          <w:i w:val="0"/>
+          <w:sz w:val="22"/>
+          <w:vertAlign w:val="subscript"/>
+        </w:rPr>
+        <w:t>k</w:t>
+      </w:r>
+      <w:r>
+        <w:rPr>
+          <w:rFonts w:ascii="Arial" w:hAnsi="Arial" w:eastAsia="Arial" w:cs="Arial"/>
+          <w:b w:val="0"/>
+          <w:i w:val="0"/>
+          <w:sz w:val="22"/>
+        </w:rPr>
+        <w:t xml:space="preserve">, biasanya di pembebanan 40–60 %. </w:t>
       </w:r>
       <w:r>
         <w:rPr>
@@ -7882,7 +8176,26 @@
           <w:i w:val="0"/>
           <w:sz w:val="22"/>
         </w:rPr>
-        <w:t>Sisi TM: fuse cut-out (2–3 × I_n trafo) + arrester; sisi TR: NH-fuse per jurusan (≤ 0,9 × KHA kabel) yang harus putus lebih dulu daripada fuse TM (selektivitas).</w:t>
+        <w:t>Sisi TM: fuse cut-out (2–3 × I</w:t>
+      </w:r>
+      <w:r>
+        <w:rPr>
+          <w:rFonts w:ascii="Arial" w:hAnsi="Arial" w:eastAsia="Arial" w:cs="Arial"/>
+          <w:b w:val="0"/>
+          <w:i w:val="0"/>
+          <w:sz w:val="22"/>
+          <w:vertAlign w:val="subscript"/>
+        </w:rPr>
+        <w:t>n</w:t>
+      </w:r>
+      <w:r>
+        <w:rPr>
+          <w:rFonts w:ascii="Arial" w:hAnsi="Arial" w:eastAsia="Arial" w:cs="Arial"/>
+          <w:b w:val="0"/>
+          <w:i w:val="0"/>
+          <w:sz w:val="22"/>
+        </w:rPr>
+        <w:t xml:space="preserve"> trafo) + arrester; sisi TR: NH-fuse per jurusan (≤ 0,9 × KHA kabel) yang harus putus lebih dulu daripada fuse TM (selektivitas).</w:t>
       </w:r>
     </w:p>
     <w:p>
@@ -7964,7 +8277,7 @@
           <w:i w:val="0"/>
           <w:sz w:val="20"/>
         </w:rPr>
-        <w:t>Tabel 4. Trafo (kVA): I_n TR (A) pada 400 V, P₀ (kW), P_k (kW), Rumah 1300 VA yang dapat dilayani*, Jurusan JTR.</w:t>
+        <w:t>Tabel 4. Trafo (kVA): In TR (A) pada 400 V, P₀ (kW), Pk (kW), Rumah 1300 VA yang dapat dilayani*, Jurusan JTR.</w:t>
       </w:r>
     </w:p>
     <w:tbl>
@@ -8019,7 +8332,26 @@
                 <w:i w:val="0"/>
                 <w:sz w:val="18"/>
               </w:rPr>
-              <w:t>I_n TR (A) pada 400 V</w:t>
+              <w:t>I</w:t>
+            </w:r>
+            <w:r>
+              <w:rPr>
+                <w:rFonts w:ascii="Arial" w:hAnsi="Arial" w:eastAsia="Arial" w:cs="Arial"/>
+                <w:b/>
+                <w:i w:val="0"/>
+                <w:sz w:val="18"/>
+                <w:vertAlign w:val="subscript"/>
+              </w:rPr>
+              <w:t>n</w:t>
+            </w:r>
+            <w:r>
+              <w:rPr>
+                <w:rFonts w:ascii="Arial" w:hAnsi="Arial" w:eastAsia="Arial" w:cs="Arial"/>
+                <w:b/>
+                <w:i w:val="0"/>
+                <w:sz w:val="18"/>
+              </w:rPr>
+              <w:t xml:space="preserve"> TR (A) pada 400 V</w:t>
             </w:r>
           </w:p>
         </w:tc>
@@ -8059,7 +8391,26 @@
                 <w:i w:val="0"/>
                 <w:sz w:val="18"/>
               </w:rPr>
-              <w:t>P_k (kW)</w:t>
+              <w:t>P</w:t>
+            </w:r>
+            <w:r>
+              <w:rPr>
+                <w:rFonts w:ascii="Arial" w:hAnsi="Arial" w:eastAsia="Arial" w:cs="Arial"/>
+                <w:b/>
+                <w:i w:val="0"/>
+                <w:sz w:val="18"/>
+                <w:vertAlign w:val="subscript"/>
+              </w:rPr>
+              <w:t>k</w:t>
+            </w:r>
+            <w:r>
+              <w:rPr>
+                <w:rFonts w:ascii="Arial" w:hAnsi="Arial" w:eastAsia="Arial" w:cs="Arial"/>
+                <w:b/>
+                <w:i w:val="0"/>
+                <w:sz w:val="18"/>
+              </w:rPr>
+              <w:t xml:space="preserve"> (kW)</w:t>
             </w:r>
           </w:p>
         </w:tc>
@@ -8848,7 +9199,9 @@
           <w:color w:val="1F3864"/>
           <w:sz w:val="28"/>
         </w:rPr>
-        <w:t>JATUH TEGANGAN DAN RUGI PADA PENYULANG DAN JTR</w:t>
+        <w:t>JATUH TEGANGAN DAN RUGI</w:t>
+        <w:br/>
+        <w:t>PADA PENYULANG DAN JTR</w:t>
       </w:r>
     </w:p>
     <w:p>
@@ -9419,7 +9772,121 @@
           <w:i w:val="0"/>
           <w:sz w:val="22"/>
         </w:rPr>
-        <w:t>Arus netral I_N ≈ |I_R + a²I_S + aI_T| menambah jatuh tegangan pada fasa yang paling berat dan rugi I_N²R_N; keseimbangan adalah perbaikan termurah.</w:t>
+        <w:t>Arus netral I</w:t>
+      </w:r>
+      <w:r>
+        <w:rPr>
+          <w:rFonts w:ascii="Arial" w:hAnsi="Arial" w:eastAsia="Arial" w:cs="Arial"/>
+          <w:b w:val="0"/>
+          <w:i w:val="0"/>
+          <w:sz w:val="22"/>
+          <w:vertAlign w:val="subscript"/>
+        </w:rPr>
+        <w:t>N</w:t>
+      </w:r>
+      <w:r>
+        <w:rPr>
+          <w:rFonts w:ascii="Arial" w:hAnsi="Arial" w:eastAsia="Arial" w:cs="Arial"/>
+          <w:b w:val="0"/>
+          <w:i w:val="0"/>
+          <w:sz w:val="22"/>
+        </w:rPr>
+        <w:t xml:space="preserve"> ≈ |I</w:t>
+      </w:r>
+      <w:r>
+        <w:rPr>
+          <w:rFonts w:ascii="Arial" w:hAnsi="Arial" w:eastAsia="Arial" w:cs="Arial"/>
+          <w:b w:val="0"/>
+          <w:i w:val="0"/>
+          <w:sz w:val="22"/>
+          <w:vertAlign w:val="subscript"/>
+        </w:rPr>
+        <w:t>R</w:t>
+      </w:r>
+      <w:r>
+        <w:rPr>
+          <w:rFonts w:ascii="Arial" w:hAnsi="Arial" w:eastAsia="Arial" w:cs="Arial"/>
+          <w:b w:val="0"/>
+          <w:i w:val="0"/>
+          <w:sz w:val="22"/>
+        </w:rPr>
+        <w:t xml:space="preserve"> + a²I</w:t>
+      </w:r>
+      <w:r>
+        <w:rPr>
+          <w:rFonts w:ascii="Arial" w:hAnsi="Arial" w:eastAsia="Arial" w:cs="Arial"/>
+          <w:b w:val="0"/>
+          <w:i w:val="0"/>
+          <w:sz w:val="22"/>
+          <w:vertAlign w:val="subscript"/>
+        </w:rPr>
+        <w:t>S</w:t>
+      </w:r>
+      <w:r>
+        <w:rPr>
+          <w:rFonts w:ascii="Arial" w:hAnsi="Arial" w:eastAsia="Arial" w:cs="Arial"/>
+          <w:b w:val="0"/>
+          <w:i w:val="0"/>
+          <w:sz w:val="22"/>
+        </w:rPr>
+        <w:t xml:space="preserve"> + aI</w:t>
+      </w:r>
+      <w:r>
+        <w:rPr>
+          <w:rFonts w:ascii="Arial" w:hAnsi="Arial" w:eastAsia="Arial" w:cs="Arial"/>
+          <w:b w:val="0"/>
+          <w:i w:val="0"/>
+          <w:sz w:val="22"/>
+          <w:vertAlign w:val="subscript"/>
+        </w:rPr>
+        <w:t>T</w:t>
+      </w:r>
+      <w:r>
+        <w:rPr>
+          <w:rFonts w:ascii="Arial" w:hAnsi="Arial" w:eastAsia="Arial" w:cs="Arial"/>
+          <w:b w:val="0"/>
+          <w:i w:val="0"/>
+          <w:sz w:val="22"/>
+        </w:rPr>
+        <w:t>| menambah jatuh tegangan pada fasa yang paling berat dan rugi I</w:t>
+      </w:r>
+      <w:r>
+        <w:rPr>
+          <w:rFonts w:ascii="Arial" w:hAnsi="Arial" w:eastAsia="Arial" w:cs="Arial"/>
+          <w:b w:val="0"/>
+          <w:i w:val="0"/>
+          <w:sz w:val="22"/>
+          <w:vertAlign w:val="subscript"/>
+        </w:rPr>
+        <w:t>N</w:t>
+      </w:r>
+      <w:r>
+        <w:rPr>
+          <w:rFonts w:ascii="Arial" w:hAnsi="Arial" w:eastAsia="Arial" w:cs="Arial"/>
+          <w:b w:val="0"/>
+          <w:i w:val="0"/>
+          <w:sz w:val="22"/>
+        </w:rPr>
+        <w:t>²R</w:t>
+      </w:r>
+      <w:r>
+        <w:rPr>
+          <w:rFonts w:ascii="Arial" w:hAnsi="Arial" w:eastAsia="Arial" w:cs="Arial"/>
+          <w:b w:val="0"/>
+          <w:i w:val="0"/>
+          <w:sz w:val="22"/>
+          <w:vertAlign w:val="subscript"/>
+        </w:rPr>
+        <w:t>N</w:t>
+      </w:r>
+      <w:r>
+        <w:rPr>
+          <w:rFonts w:ascii="Arial" w:hAnsi="Arial" w:eastAsia="Arial" w:cs="Arial"/>
+          <w:b w:val="0"/>
+          <w:i w:val="0"/>
+          <w:sz w:val="22"/>
+        </w:rPr>
+        <w:t>; keseimbangan adalah perbaikan termurah.</w:t>
       </w:r>
     </w:p>
     <w:p>
@@ -10120,7 +10587,9 @@
           <w:color w:val="1F3864"/>
           <w:sz w:val="28"/>
         </w:rPr>
-        <w:t>PERANCANGAN JTR: PENAMPANG, PANJANG, DAN NILAI RUGI</w:t>
+        <w:t>PERANCANGAN JTR:</w:t>
+        <w:br/>
+        <w:t>PENAMPANG, PANJANG, DAN NILAI RUGI</w:t>
       </w:r>
     </w:p>
     <w:p>
@@ -10741,7 +11210,7 @@
           <w:i w:val="0"/>
           <w:sz w:val="20"/>
         </w:rPr>
-        <w:t>Tabel 6. Pilihan rancangan JTR (300 m, 100 A pf 0,9): ΔV terpusat, ΔV merata, Rugi puncak (kW), E_rugi/th (F_rugi 0,3), Keterangan.</w:t>
+        <w:t>Tabel 6. Pilihan rancangan JTR (300 m, 100 A pf 0,9): ΔV terpusat, ΔV merata, Rugi puncak (kW), Erugi/th (Frugi 0,3), Keterangan.</w:t>
       </w:r>
     </w:p>
     <w:tbl>
@@ -10856,7 +11325,45 @@
                 <w:i w:val="0"/>
                 <w:sz w:val="18"/>
               </w:rPr>
-              <w:t>E_rugi/th (F_rugi 0,3)</w:t>
+              <w:t>E</w:t>
+            </w:r>
+            <w:r>
+              <w:rPr>
+                <w:rFonts w:ascii="Arial" w:hAnsi="Arial" w:eastAsia="Arial" w:cs="Arial"/>
+                <w:b/>
+                <w:i w:val="0"/>
+                <w:sz w:val="18"/>
+                <w:vertAlign w:val="subscript"/>
+              </w:rPr>
+              <w:t>rugi</w:t>
+            </w:r>
+            <w:r>
+              <w:rPr>
+                <w:rFonts w:ascii="Arial" w:hAnsi="Arial" w:eastAsia="Arial" w:cs="Arial"/>
+                <w:b/>
+                <w:i w:val="0"/>
+                <w:sz w:val="18"/>
+              </w:rPr>
+              <w:t>/th (F</w:t>
+            </w:r>
+            <w:r>
+              <w:rPr>
+                <w:rFonts w:ascii="Arial" w:hAnsi="Arial" w:eastAsia="Arial" w:cs="Arial"/>
+                <w:b/>
+                <w:i w:val="0"/>
+                <w:sz w:val="18"/>
+                <w:vertAlign w:val="subscript"/>
+              </w:rPr>
+              <w:t>rugi</w:t>
+            </w:r>
+            <w:r>
+              <w:rPr>
+                <w:rFonts w:ascii="Arial" w:hAnsi="Arial" w:eastAsia="Arial" w:cs="Arial"/>
+                <w:b/>
+                <w:i w:val="0"/>
+                <w:sz w:val="18"/>
+              </w:rPr>
+              <w:t xml:space="preserve"> 0,3)</w:t>
             </w:r>
           </w:p>
         </w:tc>
@@ -11518,7 +12025,9 @@
           <w:color w:val="1F3864"/>
           <w:sz w:val="28"/>
         </w:rPr>
-        <w:t>ANIMASI INTERAKTIF DASAR SISTEM DISTRIBUSI</w:t>
+        <w:t>ANIMASI INTERAKTIF</w:t>
+        <w:br/>
+        <w:t>DASAR SISTEM DISTRIBUSI</w:t>
       </w:r>
     </w:p>
     <w:p>
@@ -11938,7 +12447,9 @@
           <w:color w:val="1F3864"/>
           <w:sz w:val="28"/>
         </w:rPr>
-        <w:t>IMPLEMENTASI PYTHON DI JUPYTER NOTEBOOK</w:t>
+        <w:t>IMPLEMENTASI PYTHON</w:t>
+        <w:br/>
+        <w:t>DI JUPYTER NOTEBOOK</w:t>
       </w:r>
     </w:p>
     <w:p>
@@ -12963,7 +13474,64 @@
           <w:i w:val="0"/>
           <w:sz w:val="21"/>
         </w:rPr>
-        <w:t xml:space="preserve"> jalankan keempat cell dan cocokkan dengan Bagian 02–06: P_maks 137,5 kW, serempak 132,1 kW, F_rugi 0,3768, trafo 57,8 kVA → 100 kVA, ΔV JTR 4,18 %, SAIDI 3,75 jam, A_min 27,1 mm². Cell 1–4 memuat pola penyelesaian soal Hard C11–C15; ubah angkanya sesuai soal Anda, jangan hanya menyalin.</w:t>
+        <w:t xml:space="preserve"> jalankan keempat cell dan cocokkan dengan Bagian 02–06: P</w:t>
+      </w:r>
+      <w:r>
+        <w:rPr>
+          <w:rFonts w:ascii="Arial" w:hAnsi="Arial" w:eastAsia="Arial" w:cs="Arial"/>
+          <w:b w:val="0"/>
+          <w:i w:val="0"/>
+          <w:sz w:val="21"/>
+          <w:vertAlign w:val="subscript"/>
+        </w:rPr>
+        <w:t>maks</w:t>
+      </w:r>
+      <w:r>
+        <w:rPr>
+          <w:rFonts w:ascii="Arial" w:hAnsi="Arial" w:eastAsia="Arial" w:cs="Arial"/>
+          <w:b w:val="0"/>
+          <w:i w:val="0"/>
+          <w:sz w:val="21"/>
+        </w:rPr>
+        <w:t xml:space="preserve"> 137,5 kW, serempak 132,1 kW, F</w:t>
+      </w:r>
+      <w:r>
+        <w:rPr>
+          <w:rFonts w:ascii="Arial" w:hAnsi="Arial" w:eastAsia="Arial" w:cs="Arial"/>
+          <w:b w:val="0"/>
+          <w:i w:val="0"/>
+          <w:sz w:val="21"/>
+          <w:vertAlign w:val="subscript"/>
+        </w:rPr>
+        <w:t>rugi</w:t>
+      </w:r>
+      <w:r>
+        <w:rPr>
+          <w:rFonts w:ascii="Arial" w:hAnsi="Arial" w:eastAsia="Arial" w:cs="Arial"/>
+          <w:b w:val="0"/>
+          <w:i w:val="0"/>
+          <w:sz w:val="21"/>
+        </w:rPr>
+        <w:t xml:space="preserve"> 0,3768, trafo 57,8 kVA → 100 kVA, ΔV JTR 4,18 %, SAIDI 3,75 jam, A</w:t>
+      </w:r>
+      <w:r>
+        <w:rPr>
+          <w:rFonts w:ascii="Arial" w:hAnsi="Arial" w:eastAsia="Arial" w:cs="Arial"/>
+          <w:b w:val="0"/>
+          <w:i w:val="0"/>
+          <w:sz w:val="21"/>
+          <w:vertAlign w:val="subscript"/>
+        </w:rPr>
+        <w:t>min</w:t>
+      </w:r>
+      <w:r>
+        <w:rPr>
+          <w:rFonts w:ascii="Arial" w:hAnsi="Arial" w:eastAsia="Arial" w:cs="Arial"/>
+          <w:b w:val="0"/>
+          <w:i w:val="0"/>
+          <w:sz w:val="21"/>
+        </w:rPr>
+        <w:t xml:space="preserve"> 27,1 mm². Cell 1–4 memuat pola penyelesaian soal Hard C11–C15; ubah angkanya sesuai soal Anda, jangan hanya menyalin.</w:t>
       </w:r>
     </w:p>
     <w:p>
@@ -13844,7 +14412,26 @@
           <w:i w:val="0"/>
           <w:sz w:val="22"/>
         </w:rPr>
-        <w:t xml:space="preserve"> (loss factor) dengan faktor beban F_B adalah...</w:t>
+        <w:t xml:space="preserve"> (loss factor) dengan faktor beban F</w:t>
+      </w:r>
+      <w:r>
+        <w:rPr>
+          <w:rFonts w:ascii="Arial" w:hAnsi="Arial" w:eastAsia="Arial" w:cs="Arial"/>
+          <w:b w:val="0"/>
+          <w:i w:val="0"/>
+          <w:sz w:val="22"/>
+          <w:vertAlign w:val="subscript"/>
+        </w:rPr>
+        <w:t>B</w:t>
+      </w:r>
+      <w:r>
+        <w:rPr>
+          <w:rFonts w:ascii="Arial" w:hAnsi="Arial" w:eastAsia="Arial" w:cs="Arial"/>
+          <w:b w:val="0"/>
+          <w:i w:val="0"/>
+          <w:sz w:val="22"/>
+        </w:rPr>
+        <w:t xml:space="preserve"> adalah...</w:t>
       </w:r>
     </w:p>
     <w:p>
@@ -13868,7 +14455,17 @@
           <w:i w:val="0"/>
           <w:sz w:val="21"/>
         </w:rPr>
-        <w:t>(A) Faktor rugi = F_B</w:t>
+        <w:t>(A) Faktor rugi = F</w:t>
+      </w:r>
+      <w:r>
+        <w:rPr>
+          <w:rFonts w:ascii="Arial" w:hAnsi="Arial" w:eastAsia="Arial" w:cs="Arial"/>
+          <w:b w:val="0"/>
+          <w:i w:val="0"/>
+          <w:sz w:val="21"/>
+          <w:vertAlign w:val="subscript"/>
+        </w:rPr>
+        <w:t>B</w:t>
       </w:r>
     </w:p>
     <w:p>
@@ -13892,7 +14489,17 @@
           <w:i w:val="0"/>
           <w:sz w:val="21"/>
         </w:rPr>
-        <w:t>(B) Faktor rugi = 1/F_B</w:t>
+        <w:t>(B) Faktor rugi = 1/F</w:t>
+      </w:r>
+      <w:r>
+        <w:rPr>
+          <w:rFonts w:ascii="Arial" w:hAnsi="Arial" w:eastAsia="Arial" w:cs="Arial"/>
+          <w:b w:val="0"/>
+          <w:i w:val="0"/>
+          <w:sz w:val="21"/>
+          <w:vertAlign w:val="subscript"/>
+        </w:rPr>
+        <w:t>B</w:t>
       </w:r>
     </w:p>
     <w:p>
@@ -13916,7 +14523,17 @@
           <w:i w:val="0"/>
           <w:sz w:val="21"/>
         </w:rPr>
-        <w:t>(C) Faktor rugi = 1 − F_B</w:t>
+        <w:t>(C) Faktor rugi = 1 − F</w:t>
+      </w:r>
+      <w:r>
+        <w:rPr>
+          <w:rFonts w:ascii="Arial" w:hAnsi="Arial" w:eastAsia="Arial" w:cs="Arial"/>
+          <w:b w:val="0"/>
+          <w:i w:val="0"/>
+          <w:sz w:val="21"/>
+          <w:vertAlign w:val="subscript"/>
+        </w:rPr>
+        <w:t>B</w:t>
       </w:r>
     </w:p>
     <w:p>
@@ -13940,7 +14557,83 @@
           <w:i w:val="0"/>
           <w:sz w:val="21"/>
         </w:rPr>
-        <w:t>(D) F_B² ≤ faktor rugi ≤ F_B, karena rugi sebanding I²; rumus empiris 0,3F_B + 0,7F_B²</w:t>
+        <w:t>(D) F</w:t>
+      </w:r>
+      <w:r>
+        <w:rPr>
+          <w:rFonts w:ascii="Arial" w:hAnsi="Arial" w:eastAsia="Arial" w:cs="Arial"/>
+          <w:b w:val="0"/>
+          <w:i w:val="0"/>
+          <w:sz w:val="21"/>
+          <w:vertAlign w:val="subscript"/>
+        </w:rPr>
+        <w:t>B</w:t>
+      </w:r>
+      <w:r>
+        <w:rPr>
+          <w:rFonts w:ascii="Arial" w:hAnsi="Arial" w:eastAsia="Arial" w:cs="Arial"/>
+          <w:b w:val="0"/>
+          <w:i w:val="0"/>
+          <w:sz w:val="21"/>
+        </w:rPr>
+        <w:t>² ≤ faktor rugi ≤ F</w:t>
+      </w:r>
+      <w:r>
+        <w:rPr>
+          <w:rFonts w:ascii="Arial" w:hAnsi="Arial" w:eastAsia="Arial" w:cs="Arial"/>
+          <w:b w:val="0"/>
+          <w:i w:val="0"/>
+          <w:sz w:val="21"/>
+          <w:vertAlign w:val="subscript"/>
+        </w:rPr>
+        <w:t>B</w:t>
+      </w:r>
+      <w:r>
+        <w:rPr>
+          <w:rFonts w:ascii="Arial" w:hAnsi="Arial" w:eastAsia="Arial" w:cs="Arial"/>
+          <w:b w:val="0"/>
+          <w:i w:val="0"/>
+          <w:sz w:val="21"/>
+        </w:rPr>
+        <w:t>, karena rugi sebanding I²; rumus empiris 0,3F</w:t>
+      </w:r>
+      <w:r>
+        <w:rPr>
+          <w:rFonts w:ascii="Arial" w:hAnsi="Arial" w:eastAsia="Arial" w:cs="Arial"/>
+          <w:b w:val="0"/>
+          <w:i w:val="0"/>
+          <w:sz w:val="21"/>
+          <w:vertAlign w:val="subscript"/>
+        </w:rPr>
+        <w:t>B</w:t>
+      </w:r>
+      <w:r>
+        <w:rPr>
+          <w:rFonts w:ascii="Arial" w:hAnsi="Arial" w:eastAsia="Arial" w:cs="Arial"/>
+          <w:b w:val="0"/>
+          <w:i w:val="0"/>
+          <w:sz w:val="21"/>
+        </w:rPr>
+        <w:t xml:space="preserve"> + 0,7F</w:t>
+      </w:r>
+      <w:r>
+        <w:rPr>
+          <w:rFonts w:ascii="Arial" w:hAnsi="Arial" w:eastAsia="Arial" w:cs="Arial"/>
+          <w:b w:val="0"/>
+          <w:i w:val="0"/>
+          <w:sz w:val="21"/>
+          <w:vertAlign w:val="subscript"/>
+        </w:rPr>
+        <w:t>B</w:t>
+      </w:r>
+      <w:r>
+        <w:rPr>
+          <w:rFonts w:ascii="Arial" w:hAnsi="Arial" w:eastAsia="Arial" w:cs="Arial"/>
+          <w:b w:val="0"/>
+          <w:i w:val="0"/>
+          <w:sz w:val="21"/>
+        </w:rPr>
+        <w:t>²</w:t>
       </w:r>
     </w:p>
     <w:p>
@@ -14948,7 +15641,45 @@
           <w:i w:val="0"/>
           <w:sz w:val="22"/>
         </w:rPr>
-        <w:t xml:space="preserve"> yang melewati jalan utama. Data PLN setempat: kebutuhan maksimum 1,3 kW/rumah (F_krg 2,5, pf 0,9) dan 5 kW/ruko (F_krg 1,6, pf 0,85); pertumbuhan 6 %/tahun.</w:t>
+        <w:t xml:space="preserve"> yang melewati jalan utama. Data PLN setempat: kebutuhan maksimum 1,3 kW/rumah (F</w:t>
+      </w:r>
+      <w:r>
+        <w:rPr>
+          <w:rFonts w:ascii="Arial" w:hAnsi="Arial" w:eastAsia="Arial" w:cs="Arial"/>
+          <w:b w:val="0"/>
+          <w:i w:val="0"/>
+          <w:sz w:val="22"/>
+          <w:vertAlign w:val="subscript"/>
+        </w:rPr>
+        <w:t>krg</w:t>
+      </w:r>
+      <w:r>
+        <w:rPr>
+          <w:rFonts w:ascii="Arial" w:hAnsi="Arial" w:eastAsia="Arial" w:cs="Arial"/>
+          <w:b w:val="0"/>
+          <w:i w:val="0"/>
+          <w:sz w:val="22"/>
+        </w:rPr>
+        <w:t xml:space="preserve"> 2,5, pf 0,9) dan 5 kW/ruko (F</w:t>
+      </w:r>
+      <w:r>
+        <w:rPr>
+          <w:rFonts w:ascii="Arial" w:hAnsi="Arial" w:eastAsia="Arial" w:cs="Arial"/>
+          <w:b w:val="0"/>
+          <w:i w:val="0"/>
+          <w:sz w:val="22"/>
+          <w:vertAlign w:val="subscript"/>
+        </w:rPr>
+        <w:t>krg</w:t>
+      </w:r>
+      <w:r>
+        <w:rPr>
+          <w:rFonts w:ascii="Arial" w:hAnsi="Arial" w:eastAsia="Arial" w:cs="Arial"/>
+          <w:b w:val="0"/>
+          <w:i w:val="0"/>
+          <w:sz w:val="22"/>
+        </w:rPr>
+        <w:t xml:space="preserve"> 1,6, pf 0,85); pertumbuhan 6 %/tahun.</w:t>
       </w:r>
     </w:p>
     <w:p>

--- a/Teknik-Tenaga-Listrik/Modul-Word/Modul-11-Konsep-dan-Teori-Dasar-Sistem-Distribusi-Tenaga-Listrik.docx
+++ b/Teknik-Tenaga-Listrik/Modul-Word/Modul-11-Konsep-dan-Teori-Dasar-Sistem-Distribusi-Tenaga-Listrik.docx
@@ -13349,7 +13349,7 @@
           <w:i w:val="0"/>
           <w:sz w:val="17"/>
         </w:rPr>
-        <w:t>N, plg_kali, plg_jam = 8000, 14.000, 30.000</w:t>
+        <w:t>N, plg_kali, plg_jam = 8000, 14000, 30000</w:t>
       </w:r>
       <w:r>
         <w:br/>
